--- a/Documents explicatifs des dispositifs/Dispositif5_Vocabulaire_interdisciplinaire_CM1(1).docx
+++ b/Documents explicatifs des dispositifs/Dispositif5_Vocabulaire_interdisciplinaire_CM1(1).docx
@@ -2219,6 +2219,118 @@
       </w:r>
     </w:p>
     <w:bookmarkEnd w:id="29"/>
+    <w:p>
+      <w:pPr>
+        <w:pStyle w:val="Heading1"/>
+      </w:pPr>
+      <w:r>
+        <w:t xml:space="preserve">En CM2</w:t>
+      </w:r>
+    </w:p>
+    <w:p>
+      <w:pPr>
+        <w:pStyle w:val="BodyText"/>
+      </w:pPr>
+      <w:r>
+        <w:t xml:space="preserve">Le carnet de mots reste le même outil, collectif, cumulatif d’une année sur l’autre : en classe à double niveau, CM1 et CM2 alimentent le même carnet.</w:t>
+      </w:r>
+    </w:p>
+    <w:p>
+      <w:pPr>
+        <w:pStyle w:val="BodyText"/>
+      </w:pPr>
+      <w:r>
+        <w:t xml:space="preserve">Ce que le programme 2025 ajoute en CM2 (compétences « Enrichir son vocabulaire » et « Établir des relations entre les mots ») :</w:t>
+      </w:r>
+    </w:p>
+    <w:p>
+      <w:pPr>
+        <w:pStyle w:val="BodyText"/>
+        <w:numPr>
+          <w:ilvl w:val="0"/>
+          <w:numId w:val="1000"/>
+        </w:numPr>
+        <w:spacing w:after="60"/>
+      </w:pPr>
+      <w:r>
+        <w:rPr>
+          <w:b/>
+          <w:bCs/>
+        </w:rPr>
+        <w:t xml:space="preserve">un vocabulaire précis dans différents univers de référence</w:t>
+      </w:r>
+      <w:r>
+        <w:t xml:space="preserve"> : chaque mot noté garde l’indication de la discipline ou de l’univers où il a été rencontré ;</w:t>
+      </w:r>
+    </w:p>
+    <w:p>
+      <w:pPr>
+        <w:pStyle w:val="BodyText"/>
+        <w:numPr>
+          <w:ilvl w:val="0"/>
+          <w:numId w:val="1000"/>
+        </w:numPr>
+        <w:spacing w:after="60"/>
+      </w:pPr>
+      <w:r>
+        <w:rPr>
+          <w:b/>
+          <w:bCs/>
+        </w:rPr>
+        <w:t xml:space="preserve">le contexte et la morphologie pour comprendre un mot inconnu</w:t>
+      </w:r>
+      <w:r>
+        <w:t xml:space="preserve"> (ceinture V2 et V3 CM2) : la classe note aussi l’indice qui a aidé (un mot de la phrase, un préfixe, une racine latine ou grecque) ;</w:t>
+      </w:r>
+    </w:p>
+    <w:p>
+      <w:pPr>
+        <w:pStyle w:val="BodyText"/>
+        <w:numPr>
+          <w:ilvl w:val="0"/>
+          <w:numId w:val="1000"/>
+        </w:numPr>
+        <w:spacing w:after="60"/>
+      </w:pPr>
+      <w:r>
+        <w:rPr>
+          <w:b/>
+          <w:bCs/>
+        </w:rPr>
+        <w:t xml:space="preserve">l’usage des dictionnaires</w:t>
+      </w:r>
+      <w:r>
+        <w:t xml:space="preserve"> : le sens retenu est vérifié au dictionnaire (V2 CM2) avant d’entrer dans le carnet ;</w:t>
+      </w:r>
+    </w:p>
+    <w:p>
+      <w:pPr>
+        <w:pStyle w:val="BodyText"/>
+        <w:numPr>
+          <w:ilvl w:val="0"/>
+          <w:numId w:val="1000"/>
+        </w:numPr>
+        <w:spacing w:after="60"/>
+      </w:pPr>
+      <w:r>
+        <w:rPr>
+          <w:b/>
+          <w:bCs/>
+        </w:rPr>
+        <w:t xml:space="preserve">la polysémie dans différents contextes disciplinaires</w:t>
+      </w:r>
+      <w:r>
+        <w:t xml:space="preserve"> (V6 CM2) : un mot polysémique reçoit une entrée par sens, rangée sous l’hyperonyme de la discipline (*le volume* en mathématiques, *le volume* d’un son en musique).</w:t>
+      </w:r>
+    </w:p>
+    <w:p>
+      <w:pPr>
+        <w:pStyle w:val="BodyText"/>
+      </w:pPr>
+      <w:r>
+        <w:t xml:space="preserve">Les mots sélectionnés pour la mémorisation passent ensuite au Dispositif 6, comme en CM1.</w:t>
+      </w:r>
+    </w:p>
     <w:sectPr>
       <w:pgSz w:w="11906" w:h="16838"/>
       <w:pgMar w:left="1020" w:right="1020" w:top="907" w:bottom="907"/>

--- a/Documents explicatifs des dispositifs/Dispositif5_Vocabulaire_interdisciplinaire_CM1(1).docx
+++ b/Documents explicatifs des dispositifs/Dispositif5_Vocabulaire_interdisciplinaire_CM1(1).docx
@@ -2329,6 +2329,61 @@
       </w:pPr>
       <w:r>
         <w:t xml:space="preserve">Les mots sélectionnés pour la mémorisation passent ensuite au Dispositif 6, comme en CM1.</w:t>
+      </w:r>
+    </w:p>
+    <w:p>
+      <w:pPr>
+        <w:pStyle w:val="Heading1"/>
+      </w:pPr>
+      <w:r>
+        <w:t xml:space="preserve">En CE2</w:t>
+      </w:r>
+    </w:p>
+    <w:p>
+      <w:pPr>
+        <w:pStyle w:val="BodyText"/>
+      </w:pPr>
+      <w:r>
+        <w:t xml:space="preserve">Le carnet de mots est le même outil, collectif et cumulatif ; les CE2 l’alimentent avec la classe. Le programme du cycle 2 (CE2) demande six corpus de mots par période, enrichis d’expressions et de locutions, et des associations de mots en réseau (une forêt dense, épaisse ; à la lisière de la forêt). Ces réseaux et ces expressions sont travaillés dans le carnet, pas dans une ceinture.</w:t>
+      </w:r>
+    </w:p>
+    <w:p>
+      <w:pPr>
+        <w:pStyle w:val="BodyText"/>
+        <w:numPr>
+          <w:ilvl w:val="0"/>
+          <w:numId w:val="1000"/>
+        </w:numPr>
+        <w:spacing w:after="60"/>
+      </w:pPr>
+      <w:r>
+        <w:t xml:space="preserve">Les mots sont rangés sous un mot générique (ceinture V1).</w:t>
+      </w:r>
+    </w:p>
+    <w:p>
+      <w:pPr>
+        <w:pStyle w:val="BodyText"/>
+        <w:numPr>
+          <w:ilvl w:val="0"/>
+          <w:numId w:val="1000"/>
+        </w:numPr>
+        <w:spacing w:after="60"/>
+      </w:pPr>
+      <w:r>
+        <w:t xml:space="preserve">Le sens est vérifié dans un dictionnaire adapté (ceinture V2 au CE2).</w:t>
+      </w:r>
+    </w:p>
+    <w:p>
+      <w:pPr>
+        <w:pStyle w:val="BodyText"/>
+        <w:numPr>
+          <w:ilvl w:val="0"/>
+          <w:numId w:val="1000"/>
+        </w:numPr>
+        <w:spacing w:after="60"/>
+      </w:pPr>
+      <w:r>
+        <w:t xml:space="preserve">Un mot employé au sens figuré est noté avec son exemple (ceinture V6 au CE2 : souffler ses bougies, souffler une réponse).</w:t>
       </w:r>
     </w:p>
     <w:sectPr>
